--- a/docs/Backlog_MPP_Auswertungstool.docx
+++ b/docs/Backlog_MPP_Auswertungstool.docx
@@ -926,6 +926,75 @@
     </w:p>
     <w:p>
       <w:pPr>
+        <w:numPr>
+          <w:ilvl w:val="0"/>
+          <w:numId w:val="1003"/>
+        </w:numPr>
+        <w:pStyle w:val="Compact"/>
+      </w:pPr>
+      <w:r>
+        <w:t xml:space="preserve">Ausführbare Anwendung gebaut (</w:t>
+      </w:r>
+      <w:r>
+        <w:rPr>
+          <w:rStyle w:val="VerbatimChar"/>
+        </w:rPr>
+        <w:t xml:space="preserve">build.ps1</w:t>
+      </w:r>
+      <w:r>
+        <w:t xml:space="preserve">, inkl. portabler Java-Laufzeit) und auf K: bereitgestellt: Ordner </w:t>
+      </w:r>
+      <w:r>
+        <w:rPr>
+          <w:rStyle w:val="VerbatimChar"/>
+        </w:rPr>
+        <w:t xml:space="preserve">mpptool-gui</w:t>
+      </w:r>
+      <w:r>
+        <w:t xml:space="preserve"> plus Startdatei </w:t>
+      </w:r>
+      <w:r>
+        <w:rPr>
+          <w:rStyle w:val="VerbatimChar"/>
+        </w:rPr>
+        <w:t xml:space="preserve">MPP-Tool starten.cmd</w:t>
+      </w:r>
+      <w:r>
+        <w:t xml:space="preserve">, die die Anwendung nach %LOCALAPPDATA% spiegelt und lokal startet (Direktstart vom Netzlaufwerk war über die langsame Verbindung nach 5 Minuten noch nicht offen). </w:t>
+      </w:r>
+      <w:r>
+        <w:rPr>
+          <w:rStyle w:val="VerbatimChar"/>
+        </w:rPr>
+        <w:t xml:space="preserve">build.ps1</w:t>
+      </w:r>
+      <w:r>
+        <w:t xml:space="preserve"> lief unter Windows PowerShell 5.1 wegen fehlender UTF-8-BOM nicht – behoben</w:t>
+      </w:r>
+    </w:p>
+    <w:p>
+      <w:pPr>
+        <w:numPr>
+          <w:ilvl w:val="0"/>
+          <w:numId w:val="1003"/>
+        </w:numPr>
+        <w:pStyle w:val="Compact"/>
+      </w:pPr>
+      <w:r>
+        <w:t xml:space="preserve">Backlog liegt jetzt im Repo unter </w:t>
+      </w:r>
+      <w:r>
+        <w:rPr>
+          <w:rStyle w:val="VerbatimChar"/>
+        </w:rPr>
+        <w:t xml:space="preserve">docs/</w:t>
+      </w:r>
+      <w:r>
+        <w:t xml:space="preserve"> (führende Fassung, wird mit dem Code versioniert); alle Änderungen committet und nach GitHub gepusht</w:t>
+      </w:r>
+    </w:p>
+    <w:p>
+      <w:pPr>
         <w:pStyle w:val="Heading2"/>
       </w:pPr>
       <w:r>
@@ -1034,7 +1103,16 @@
         <w:t xml:space="preserve">C:\Test\PM_Tool\mpp-tool</w:t>
       </w:r>
       <w:r>
-        <w:t xml:space="preserve">; Änderungen vom 13.09. (Diagramm-Layout) und 02.10. noch nicht committet</w:t>
+        <w:t xml:space="preserve"> – führender Stand inkl. Backlog (</w:t>
+      </w:r>
+      <w:r>
+        <w:rPr>
+          <w:rStyle w:val="VerbatimChar"/>
+        </w:rPr>
+        <w:t xml:space="preserve">docs/</w:t>
+      </w:r>
+      <w:r>
+        <w:t xml:space="preserve">); Kopie für den Auftraggeber auf K:</w:t>
       </w:r>
     </w:p>
     <w:p>
@@ -1076,7 +1154,16 @@
         <w:t xml:space="preserve">build.ps1</w:t>
       </w:r>
       <w:r>
-        <w:t xml:space="preserve">, siehe ADR-001, Bedingung/Risiko)</w:t>
+        <w:t xml:space="preserve">, siehe ADR-001, Bedingung/Risiko) → .exe läuft auf dem eigenen Rechner; Test auf einem Rechner der Fachabteilungen (Kollege, Start über </w:t>
+      </w:r>
+      <w:r>
+        <w:rPr>
+          <w:rStyle w:val="VerbatimChar"/>
+        </w:rPr>
+        <w:t xml:space="preserve">MPP-Tool starten.cmd</w:t>
+      </w:r>
+      <w:r>
+        <w:t xml:space="preserve"> auf K:) inkl. Antivirus-/SmartScreen-Verhalten ausstehend</w:t>
       </w:r>
     </w:p>
     <w:p>

--- a/docs/Backlog_MPP_Auswertungstool.docx
+++ b/docs/Backlog_MPP_Auswertungstool.docx
@@ -42,7 +42,7 @@
         <w:pStyle w:val="BodyText"/>
       </w:pPr>
       <w:r>
-        <w:t xml:space="preserve">Stand: 2. Oktober 2026</w:t>
+        <w:t xml:space="preserve">Stand: 5. Oktober 2026</w:t>
       </w:r>
     </w:p>
     <w:bookmarkStart w:id="21" w:name="architekturentscheidungen-decision-log"/>
@@ -995,6 +995,250 @@
     </w:p>
     <w:p>
       <w:pPr>
+        <w:pStyle w:val="Heading3"/>
+      </w:pPr>
+      <w:r>
+        <w:t xml:space="preserve">Besprechung zur Master-Timeline-Auswertung (Marc, Jonas; Protokoll übernommen am 5. Oktober 2026): Entscheidungen</w:t>
+      </w:r>
+    </w:p>
+    <w:p>
+      <w:pPr>
+        <w:numPr>
+          <w:ilvl w:val="0"/>
+          <w:numId w:val="1003"/>
+        </w:numPr>
+        <w:pStyle w:val="Compact"/>
+      </w:pPr>
+      <w:r>
+        <w:t xml:space="preserve">Gruppierung ausschließlich nach Ressourcengruppe; keine Auswertung auf Personenebene</w:t>
+      </w:r>
+    </w:p>
+    <w:p>
+      <w:pPr>
+        <w:numPr>
+          <w:ilvl w:val="0"/>
+          <w:numId w:val="1003"/>
+        </w:numPr>
+        <w:pStyle w:val="Compact"/>
+      </w:pPr>
+      <w:r>
+        <w:t xml:space="preserve">Sammelvorgänge und Aufgaben ohne Ressourcengruppe werden nicht ausgewertet</w:t>
+      </w:r>
+    </w:p>
+    <w:p>
+      <w:pPr>
+        <w:numPr>
+          <w:ilvl w:val="0"/>
+          <w:numId w:val="1003"/>
+        </w:numPr>
+        <w:pStyle w:val="Compact"/>
+      </w:pPr>
+      <w:r>
+        <w:t xml:space="preserve">Nur Aufgaben mit Dauer &gt; 0 zählen als Aufgabe/Timeline-Balken; Meilensteine haben Dauer 0 – Meilensteine mit Dauer &gt; 0 deuten auf Fehler in den Quelldaten</w:t>
+      </w:r>
+    </w:p>
+    <w:p>
+      <w:pPr>
+        <w:numPr>
+          <w:ilvl w:val="0"/>
+          <w:numId w:val="1003"/>
+        </w:numPr>
+        <w:pStyle w:val="Compact"/>
+      </w:pPr>
+      <w:r>
+        <w:t xml:space="preserve">PSP-Code wird überall mit eingelesen, um doppelte oder falsch zugeordnete Aufgaben zwischen Dateien zu erkennen</w:t>
+      </w:r>
+    </w:p>
+    <w:p>
+      <w:pPr>
+        <w:numPr>
+          <w:ilvl w:val="0"/>
+          <w:numId w:val="1003"/>
+        </w:numPr>
+        <w:pStyle w:val="Compact"/>
+      </w:pPr>
+      <w:r>
+        <w:t xml:space="preserve">Überfällige Aufgaben und aktueller Stand ausschließlich aus der aktuellsten Datei (jüngster Snapshot); ältere Dateien dürfen keine Werte liefern</w:t>
+      </w:r>
+    </w:p>
+    <w:p>
+      <w:pPr>
+        <w:numPr>
+          <w:ilvl w:val="0"/>
+          <w:numId w:val="1003"/>
+        </w:numPr>
+        <w:pStyle w:val="Compact"/>
+      </w:pPr>
+      <w:r>
+        <w:t xml:space="preserve">Master Timeline: blaue Kennlinie = geplante Anzahl geschlossener Aufgaben bis Planende (Prognose), grüne Balken = tatsächlich geschlossene Aufgaben (Ist, nur bis zur Auswertungswoche)</w:t>
+      </w:r>
+    </w:p>
+    <w:p>
+      <w:pPr>
+        <w:numPr>
+          <w:ilvl w:val="0"/>
+          <w:numId w:val="1003"/>
+        </w:numPr>
+        <w:pStyle w:val="Compact"/>
+      </w:pPr>
+      <w:r>
+        <w:t xml:space="preserve">Auswahl des Zeitraums über KW von–bis; Vorschau aktualisiert sich live bei Änderung von Ressourcengruppen bzw. ein-/ausgeschlossenen Aufgaben, Export entspricht der Vorschau</w:t>
+      </w:r>
+    </w:p>
+    <w:p>
+      <w:pPr>
+        <w:numPr>
+          <w:ilvl w:val="0"/>
+          <w:numId w:val="1003"/>
+        </w:numPr>
+        <w:pStyle w:val="Compact"/>
+      </w:pPr>
+      <w:r>
+        <w:t xml:space="preserve">Auswertungsdatum oben in der Vorschau anzeigen; Dateiname beim Export anpassbar; Snapshot-Information im Export klar ausweisen</w:t>
+      </w:r>
+    </w:p>
+    <w:p>
+      <w:pPr>
+        <w:numPr>
+          <w:ilvl w:val="0"/>
+          <w:numId w:val="1003"/>
+        </w:numPr>
+        <w:pStyle w:val="Compact"/>
+      </w:pPr>
+      <w:r>
+        <w:t xml:space="preserve">Daten werden vor der Übergabe bereinigt (extrem lange Dauern, fehlende Ressourcengruppen, falsche PSP-Codes, Personen in Feldern)</w:t>
+      </w:r>
+    </w:p>
+    <w:p>
+      <w:pPr>
+        <w:numPr>
+          <w:ilvl w:val="0"/>
+          <w:numId w:val="1003"/>
+        </w:numPr>
+        <w:pStyle w:val="Compact"/>
+      </w:pPr>
+      <w:r>
+        <w:t xml:space="preserve">Referenz für eine Abteilungsübersicht: „Project statistics KW17 2022-04-29” (Open / Open revised / Open overdue / Closed / Closed revised / Closed overdue / Active / Monitored / Completion rate je Ressourcengruppe)</w:t>
+      </w:r>
+    </w:p>
+    <w:p>
+      <w:pPr>
+        <w:pStyle w:val="Heading3"/>
+      </w:pPr>
+      <w:r>
+        <w:t xml:space="preserve">5. Oktober 2026 – Datenbasis nach Besprechung umgesetzt</w:t>
+      </w:r>
+    </w:p>
+    <w:p>
+      <w:pPr>
+        <w:numPr>
+          <w:ilvl w:val="0"/>
+          <w:numId w:val="1003"/>
+        </w:numPr>
+        <w:pStyle w:val="Compact"/>
+      </w:pPr>
+      <w:r>
+        <w:t xml:space="preserve">Gruppierung nur noch über die MS-Project-Ressourcengruppe (</w:t>
+      </w:r>
+      <w:r>
+        <w:rPr>
+          <w:rStyle w:val="VerbatimChar"/>
+        </w:rPr>
+        <w:t xml:space="preserve">DEPARTMENT_SOURCE = "resource_group"</w:t>
+      </w:r>
+      <w:r>
+        <w:t xml:space="preserve">); das Textfeld (z. B. Personennamen) wird ignoriert</w:t>
+      </w:r>
+    </w:p>
+    <w:p>
+      <w:pPr>
+        <w:numPr>
+          <w:ilvl w:val="0"/>
+          <w:numId w:val="1003"/>
+        </w:numPr>
+        <w:pStyle w:val="Compact"/>
+      </w:pPr>
+      <w:r>
+        <w:t xml:space="preserve">Aufgaben ohne Ressourcengruppe fallen aus allen Kennzahlen heraus (</w:t>
+      </w:r>
+      <w:r>
+        <w:rPr>
+          <w:rStyle w:val="VerbatimChar"/>
+        </w:rPr>
+        <w:t xml:space="preserve">EXCLUDE_TASKS_WITHOUT_GROUP</w:t>
+      </w:r>
+      <w:r>
+        <w:t xml:space="preserve">); ihre Anzahl steht in Übersicht, PPTX und Statuszeile</w:t>
+      </w:r>
+    </w:p>
+    <w:p>
+      <w:pPr>
+        <w:numPr>
+          <w:ilvl w:val="0"/>
+          <w:numId w:val="1003"/>
+        </w:numPr>
+        <w:pStyle w:val="Compact"/>
+      </w:pPr>
+      <w:r>
+        <w:t xml:space="preserve">PSP-Code wird eingelesen und gespeichert (Spalte </w:t>
+      </w:r>
+      <w:r>
+        <w:rPr>
+          <w:rStyle w:val="VerbatimChar"/>
+        </w:rPr>
+        <w:t xml:space="preserve">wbs</w:t>
+      </w:r>
+      <w:r>
+        <w:t xml:space="preserve">, Migration) und in der Liste überfälliger Aufgaben angezeigt (Vorschau, PDF, PPTX)</w:t>
+      </w:r>
+    </w:p>
+    <w:p>
+      <w:pPr>
+        <w:numPr>
+          <w:ilvl w:val="0"/>
+          <w:numId w:val="1003"/>
+        </w:numPr>
+        <w:pStyle w:val="Compact"/>
+      </w:pPr>
+      <w:r>
+        <w:t xml:space="preserve">Hinweise zur Datenqualität beim Import: ohne Ressourcengruppe, doppelte PSP-Codes (über alle Dateien oder je Datei, </w:t>
+      </w:r>
+      <w:r>
+        <w:rPr>
+          <w:rStyle w:val="VerbatimChar"/>
+        </w:rPr>
+        <w:t xml:space="preserve">WBS_DUPLICATE_SCOPE</w:t>
+      </w:r>
+      <w:r>
+        <w:t xml:space="preserve">), Meilensteine mit Dauer &gt; 0, Dauer &gt; 365 Tage</w:t>
+      </w:r>
+    </w:p>
+    <w:p>
+      <w:pPr>
+        <w:numPr>
+          <w:ilvl w:val="0"/>
+          <w:numId w:val="1003"/>
+        </w:numPr>
+        <w:pStyle w:val="Compact"/>
+      </w:pPr>
+      <w:r>
+        <w:t xml:space="preserve">Überfällige: bestätigt, dass Liste und Anzahl nur aus dem jüngsten Snapshot kommen; die beobachteten Altwerte stammten vermutlich aus den falsch datierten Snapshots (am 02.10. gelöscht)</w:t>
+      </w:r>
+    </w:p>
+    <w:p>
+      <w:pPr>
+        <w:numPr>
+          <w:ilvl w:val="0"/>
+          <w:numId w:val="1003"/>
+        </w:numPr>
+        <w:pStyle w:val="Compact"/>
+      </w:pPr>
+      <w:r>
+        <w:t xml:space="preserve">Demo-Daten mit Ressourcengruppen, PSP-Codes und Meilensteinen mit Dauer 0; 21 pytest-Tests grün</w:t>
+      </w:r>
+    </w:p>
+    <w:p>
+      <w:pPr>
         <w:pStyle w:val="Heading2"/>
       </w:pPr>
       <w:r>
@@ -1022,25 +1266,19 @@
         <w:pStyle w:val="Compact"/>
       </w:pPr>
       <w:r>
-        <w:t xml:space="preserve">Genaue Feldnummer der Fachabteilung ermitteln (</w:t>
-      </w:r>
-      <w:r>
-        <w:rPr>
-          <w:rStyle w:val="VerbatimChar"/>
-        </w:rPr>
-        <w:t xml:space="preserve">DEPARTMENT_TEXT_FIELD_INDEX</w:t>
-      </w:r>
-      <w:r>
-        <w:t xml:space="preserve">, aktuell Text1;</w:t>
-      </w:r>
-      <w:r>
-        <w:t xml:space="preserve"> </w:t>
-      </w:r>
-      <w:r>
-        <w:rPr>
-          <w:rStyle w:val="VerbatimChar"/>
-        </w:rPr>
-        <w:t xml:space="preserve">python -m mpptool.inspect_fields &lt;datei.mpp&gt;</w:t>
+        <w:rPr>
+          <w:strike/>
+        </w:rPr>
+        <w:t xml:space="preserve">Genaue Feldnummer der Fachabteilung ermitteln</w:t>
+      </w:r>
+      <w:r>
+        <w:t xml:space="preserve"> → entfällt: Gruppierung erfolgt laut Besprechung über die Ressourcengruppe (Textfeld nur noch per </w:t>
+      </w:r>
+      <w:r>
+        <w:rPr>
+          <w:rStyle w:val="VerbatimChar"/>
+        </w:rPr>
+        <w:t xml:space="preserve">DEPARTMENT_SOURCE = "text_field"</w:t>
       </w:r>
       <w:r>
         <w:t xml:space="preserve">)</w:t>
@@ -1200,6 +1438,99 @@
       </w:pPr>
       <w:r>
         <w:t xml:space="preserve">Zählregel an echten Daten prüfen: in KW52 (CCC) gab es 66 Vorgänge mit Dauer 0 ohne Meilenstein-Flag – nach Neuimport kontrollieren, ob darunter echte 1-Tages-Aufgaben waren</w:t>
+      </w:r>
+    </w:p>
+    <w:p>
+      <w:pPr>
+        <w:numPr>
+          <w:ilvl w:val="0"/>
+          <w:numId w:val="1004"/>
+        </w:numPr>
+        <w:pStyle w:val="Compact"/>
+      </w:pPr>
+      <w:r>
+        <w:t xml:space="preserve">Master Timeline nach Besprechung umbauen: blaue Planlinie (geplante geschlossene Aufgaben je KW bis Planende, aus dem aktuellen Plan), grüne Ist-Balken bis zur Auswertungswoche</w:t>
+      </w:r>
+    </w:p>
+    <w:p>
+      <w:pPr>
+        <w:numPr>
+          <w:ilvl w:val="0"/>
+          <w:numId w:val="1004"/>
+        </w:numPr>
+        <w:pStyle w:val="Compact"/>
+      </w:pPr>
+      <w:r>
+        <w:t xml:space="preserve">Zeitraum-Auswahl KW von–bis in der Oberfläche (statt nur Snapshots ankreuzen); bei langen Projekten zusätzlich horizontales Scrollen bzw. Navigation in der Vorschau</w:t>
+      </w:r>
+    </w:p>
+    <w:p>
+      <w:pPr>
+        <w:numPr>
+          <w:ilvl w:val="0"/>
+          <w:numId w:val="1004"/>
+        </w:numPr>
+        <w:pStyle w:val="Compact"/>
+      </w:pPr>
+      <w:r>
+        <w:t xml:space="preserve">Kopfzeile wie im Referenzbericht: Projekt, Timeline-Datei, Auswertungsdatum, Auswertungswoche – in Vorschau und Export</w:t>
+      </w:r>
+    </w:p>
+    <w:p>
+      <w:pPr>
+        <w:numPr>
+          <w:ilvl w:val="0"/>
+          <w:numId w:val="1004"/>
+        </w:numPr>
+        <w:pStyle w:val="Compact"/>
+      </w:pPr>
+      <w:r>
+        <w:t xml:space="preserve">Abteilungsübersicht nach Referenz „Project statistics” als Folie/Excel-Blatt; vorher Definition „revised” und „active” klären</w:t>
+      </w:r>
+    </w:p>
+    <w:p>
+      <w:pPr>
+        <w:numPr>
+          <w:ilvl w:val="0"/>
+          <w:numId w:val="1004"/>
+        </w:numPr>
+        <w:pStyle w:val="Compact"/>
+      </w:pPr>
+      <w:r>
+        <w:t xml:space="preserve">Binäres Feld „fertig geplant” klären: welches MS-Project-Feld, wer pflegt es, wie fließt es in die Prognose ein</w:t>
+      </w:r>
+    </w:p>
+    <w:p>
+      <w:pPr>
+        <w:numPr>
+          <w:ilvl w:val="0"/>
+          <w:numId w:val="1004"/>
+        </w:numPr>
+        <w:pStyle w:val="Compact"/>
+      </w:pPr>
+      <w:r>
+        <w:t xml:space="preserve">Nach Neuimport echter Dateien die Import-Hinweise auswerten (Aufgaben ohne Ressourcengruppe, doppelte PSP-Codes – ggf. </w:t>
+      </w:r>
+      <w:r>
+        <w:rPr>
+          <w:rStyle w:val="VerbatimChar"/>
+        </w:rPr>
+        <w:t xml:space="preserve">WBS_DUPLICATE_SCOPE = "file"</w:t>
+      </w:r>
+      <w:r>
+        <w:t xml:space="preserve">, falls Unterdateien lokale PSP-Codes haben)</w:t>
+      </w:r>
+    </w:p>
+    <w:p>
+      <w:pPr>
+        <w:numPr>
+          <w:ilvl w:val="0"/>
+          <w:numId w:val="1004"/>
+        </w:numPr>
+        <w:pStyle w:val="Compact"/>
+      </w:pPr>
+      <w:r>
+        <w:t xml:space="preserve">Teilnehmer/Rollen der Besprechung und Verantwortliche für die TODOs festhalten (im Protokoll offen)</w:t>
       </w:r>
     </w:p>
     <w:bookmarkEnd w:id="24"/>

--- a/docs/Backlog_MPP_Auswertungstool.docx
+++ b/docs/Backlog_MPP_Auswertungstool.docx
@@ -1239,6 +1239,92 @@
     </w:p>
     <w:p>
       <w:pPr>
+        <w:pStyle w:val="Heading3"/>
+      </w:pPr>
+      <w:r>
+        <w:t xml:space="preserve">5. Oktober 2026 – Master Timeline nach Besprechung umgesetzt</w:t>
+      </w:r>
+    </w:p>
+    <w:p>
+      <w:pPr>
+        <w:numPr>
+          <w:ilvl w:val="0"/>
+          <w:numId w:val="1003"/>
+        </w:numPr>
+        <w:pStyle w:val="Compact"/>
+      </w:pPr>
+      <w:r>
+        <w:t xml:space="preserve">Master Timeline je Kalenderwoche: blaue Linie = geplante Anzahl geschlossener Aufgaben (kumuliert, aktueller Plan = jüngster Snapshot, geplantes Ende, ohne Hold/Cancelled) bis Planende; grüne Balken = tatsächlich geschlossen, graue Balken = überwacht – nur in Wochen mit Snapshot; Auswertungswoche gestrichelt markiert</w:t>
+      </w:r>
+    </w:p>
+    <w:p>
+      <w:pPr>
+        <w:numPr>
+          <w:ilvl w:val="0"/>
+          <w:numId w:val="1003"/>
+        </w:numPr>
+        <w:pStyle w:val="Compact"/>
+      </w:pPr>
+      <w:r>
+        <w:t xml:space="preserve">Oberfläche: Auswertungsdatum (Standard heute) und Zeitraum „Timeline von–bis” (KW), Standard erste Snapshot-KW bis Planende, Zurücksetzen per Knopf; Vorschau aktualisiert sich live; ab 60 Wochen horizontal scrollbar</w:t>
+      </w:r>
+    </w:p>
+    <w:p>
+      <w:pPr>
+        <w:numPr>
+          <w:ilvl w:val="0"/>
+          <w:numId w:val="1003"/>
+        </w:numPr>
+        <w:pStyle w:val="Compact"/>
+      </w:pPr>
+      <w:r>
+        <w:t xml:space="preserve">Kopfzeile über der Vorschau und auf jeder PDF-/PPTX-Seite: Projekt, Timeline-Datei, Auswertungsdatum mit KW; Titelfolie mit Timeline-Datei; Export-Dateiname wird als </w:t>
+      </w:r>
+      <w:r>
+        <w:rPr>
+          <w:rStyle w:val="VerbatimChar"/>
+        </w:rPr>
+        <w:t xml:space="preserve">&lt;Projekt&gt;_Review_KWnn_&lt;Datum&gt;</w:t>
+      </w:r>
+      <w:r>
+        <w:t xml:space="preserve"> vorgeschlagen</w:t>
+      </w:r>
+    </w:p>
+    <w:p>
+      <w:pPr>
+        <w:numPr>
+          <w:ilvl w:val="0"/>
+          <w:numId w:val="1003"/>
+        </w:numPr>
+        <w:pStyle w:val="Compact"/>
+      </w:pPr>
+      <w:r>
+        <w:t xml:space="preserve">CLI: </w:t>
+      </w:r>
+      <w:r>
+        <w:rPr>
+          <w:rStyle w:val="VerbatimChar"/>
+        </w:rPr>
+        <w:t xml:space="preserve">report --von … --bis …</w:t>
+      </w:r>
+      <w:r>
+        <w:t xml:space="preserve">; 23 pytest-Tests grün</w:t>
+      </w:r>
+    </w:p>
+    <w:p>
+      <w:pPr>
+        <w:numPr>
+          <w:ilvl w:val="0"/>
+          <w:numId w:val="1003"/>
+        </w:numPr>
+        <w:pStyle w:val="Compact"/>
+      </w:pPr>
+      <w:r>
+        <w:t xml:space="preserve">Hinweis: Die blaue Planlinie nutzt den aktuellen Plan (geplantes Ende), der Erfüllungsgrad weiterhin das Basisplan-Ende – beide Werte stehen in der Statuszeile der Folie</w:t>
+      </w:r>
+    </w:p>
+    <w:p>
+      <w:pPr>
         <w:pStyle w:val="Heading2"/>
       </w:pPr>
       <w:r>
@@ -1449,7 +1535,13 @@
         <w:pStyle w:val="Compact"/>
       </w:pPr>
       <w:r>
-        <w:t xml:space="preserve">Master Timeline nach Besprechung umbauen: blaue Planlinie (geplante geschlossene Aufgaben je KW bis Planende, aus dem aktuellen Plan), grüne Ist-Balken bis zur Auswertungswoche</w:t>
+        <w:rPr>
+          <w:strike/>
+        </w:rPr>
+        <w:t xml:space="preserve">Master Timeline nach Besprechung umbauen</w:t>
+      </w:r>
+      <w:r>
+        <w:t xml:space="preserve"> → umgesetzt am 05.10.</w:t>
       </w:r>
     </w:p>
     <w:p>
@@ -1461,7 +1553,13 @@
         <w:pStyle w:val="Compact"/>
       </w:pPr>
       <w:r>
-        <w:t xml:space="preserve">Zeitraum-Auswahl KW von–bis in der Oberfläche (statt nur Snapshots ankreuzen); bei langen Projekten zusätzlich horizontales Scrollen bzw. Navigation in der Vorschau</w:t>
+        <w:rPr>
+          <w:strike/>
+        </w:rPr>
+        <w:t xml:space="preserve">Zeitraum-Auswahl KW von–bis, horizontales Scrollen bei langen Projekten</w:t>
+      </w:r>
+      <w:r>
+        <w:t xml:space="preserve"> → umgesetzt am 05.10.; offen: Bildschirmtest mit echtem mehrjährigem Projekt</w:t>
       </w:r>
     </w:p>
     <w:p>
@@ -1473,7 +1571,13 @@
         <w:pStyle w:val="Compact"/>
       </w:pPr>
       <w:r>
-        <w:t xml:space="preserve">Kopfzeile wie im Referenzbericht: Projekt, Timeline-Datei, Auswertungsdatum, Auswertungswoche – in Vorschau und Export</w:t>
+        <w:rPr>
+          <w:strike/>
+        </w:rPr>
+        <w:t xml:space="preserve">Kopfzeile wie im Referenzbericht</w:t>
+      </w:r>
+      <w:r>
+        <w:t xml:space="preserve"> → umgesetzt am 05.10.</w:t>
       </w:r>
     </w:p>
     <w:p>
@@ -1531,6 +1635,18 @@
       </w:pPr>
       <w:r>
         <w:t xml:space="preserve">Teilnehmer/Rollen der Besprechung und Verantwortliche für die TODOs festhalten (im Protokoll offen)</w:t>
+      </w:r>
+    </w:p>
+    <w:p>
+      <w:pPr>
+        <w:numPr>
+          <w:ilvl w:val="0"/>
+          <w:numId w:val="1004"/>
+        </w:numPr>
+        <w:pStyle w:val="Compact"/>
+      </w:pPr>
+      <w:r>
+        <w:t xml:space="preserve">Bestätigen, ob die Planlinie der Master Timeline den aktuellen Plan (geplantes Ende) oder den Basisplan verwenden soll (derzeit: aktueller Plan, Erfüllungsgrad: Basisplan)</w:t>
       </w:r>
     </w:p>
     <w:bookmarkEnd w:id="24"/>
